--- a/docs/user-guides/windows/01-InstallOrUpgradeOrchidAppOnWindows.docx
+++ b/docs/user-guides/windows/01-InstallOrUpgradeOrchidAppOnWindows.docx
@@ -10,7 +10,7 @@
       <w:r>
         <w:rPr>
           <w:b/>
-          <w:color w:val="1F4E79"/>
+          <w:color w:val="000000"/>
           <w:sz w:val="36"/>
         </w:rPr>
         <w:t>OrchidApp</w:t>
@@ -24,7 +24,7 @@
       <w:r>
         <w:rPr>
           <w:b/>
-          <w:color w:val="1F4E79"/>
+          <w:color w:val="000000"/>
           <w:sz w:val="48"/>
         </w:rPr>
         <w:t xml:space="preserve">Install or Upgrade </w:t>
@@ -33,7 +33,7 @@
       <w:r>
         <w:rPr>
           <w:b/>
-          <w:color w:val="1F4E79"/>
+          <w:color w:val="000000"/>
           <w:sz w:val="48"/>
         </w:rPr>
         <w:t>OrchidApp</w:t>
@@ -42,7 +42,7 @@
       <w:r>
         <w:rPr>
           <w:b/>
-          <w:color w:val="1F4E79"/>
+          <w:color w:val="000000"/>
           <w:sz w:val="48"/>
         </w:rPr>
         <w:t xml:space="preserve"> on Windows</w:t>
@@ -54,6 +54,9 @@
         <w:jc w:val="center"/>
       </w:pPr>
       <w:r>
+        <w:rPr>
+          <w:color w:val="000000"/>
+        </w:rPr>
         <w:t>Step-by-step installation and upgrade guide</w:t>
       </w:r>
     </w:p>
@@ -64,6 +67,7 @@
       <w:r>
         <w:rPr>
           <w:b/>
+          <w:color w:val="000000"/>
         </w:rPr>
         <w:t>Applies to: Windows 11</w:t>
       </w:r>
@@ -74,7 +78,7 @@
       </w:pPr>
       <w:r>
         <w:rPr>
-          <w:color w:val="595959"/>
+          <w:color w:val="000000"/>
         </w:rPr>
         <w:t>User guide</w:t>
       </w:r>
@@ -120,6 +124,10 @@
         <w:pStyle w:val="Heading2"/>
       </w:pPr>
       <w:r>
+        <w:rPr>
+          <w:color w:val="000000"/>
+          <w:u w:val="none"/>
+        </w:rPr>
         <w:t>Before you start</w:t>
       </w:r>
     </w:p>
@@ -128,23 +136,19 @@
         <w:pStyle w:val="ListBullet"/>
       </w:pPr>
       <w:r>
-        <w:t xml:space="preserve">Download or copy the </w:t>
+        <w:t>Download the installer from the trusted release source. Before upgrading, create and preserve a verified backup away from the installed app.</w:t>
       </w:r>
       <w:proofErr w:type="spellStart"/>
-      <w:r>
-        <w:t>OrchidApp</w:t>
-      </w:r>
+      <w:r/>
       <w:proofErr w:type="spellEnd"/>
-      <w:r>
-        <w:t xml:space="preserve"> Windows installer onto the Windows computer.</w:t>
-      </w:r>
+      <w:r/>
     </w:p>
     <w:p>
       <w:pPr>
         <w:pStyle w:val="ListBullet"/>
       </w:pPr>
       <w:r>
-        <w:t xml:space="preserve">The installer file will usually be named something like </w:t>
+        <w:t>The installer is named OrchidAppSetup-&lt;version&gt;.exe. Check its version against the intended release.</w:t>
       </w:r>
       <w:r>
         <w:rPr>
@@ -152,11 +156,8 @@
           <w:color w:val="404040"/>
           <w:sz w:val="18"/>
         </w:rPr>
-        <w:t>OrchidAppSetup-1.2.0.exe</w:t>
-      </w:r>
-      <w:r>
-        <w:t>.</w:t>
-      </w:r>
+      </w:r>
+      <w:r/>
     </w:p>
     <w:p>
       <w:pPr>
@@ -229,49 +230,35 @@
         <w:rPr>
           <w:b/>
         </w:rPr>
-        <w:t>Important:</w:t>
-      </w:r>
-      <w:r>
-        <w:t xml:space="preserve"> Do not upgrade </w:t>
-      </w:r>
+        <w:t>Important: Do not upgrade OrchidApp by copying files over an older OrchidApp folder. Use the Windows installer. Keep a verified recovery copy before upgrading; not every app-only update automatically creates a backup.</w:t>
+      </w:r>
+      <w:r/>
       <w:proofErr w:type="spellStart"/>
-      <w:r>
-        <w:t>OrchidApp</w:t>
-      </w:r>
+      <w:r/>
       <w:proofErr w:type="spellEnd"/>
-      <w:r>
-        <w:t xml:space="preserve"> by copying files over an older </w:t>
-      </w:r>
+      <w:r/>
       <w:proofErr w:type="spellStart"/>
-      <w:r>
-        <w:t>OrchidApp</w:t>
-      </w:r>
+      <w:r/>
       <w:proofErr w:type="spellEnd"/>
-      <w:r>
-        <w:t xml:space="preserve"> folder. Use the Windows installer. The installer and launcher are designed to protect your </w:t>
-      </w:r>
+      <w:r/>
       <w:proofErr w:type="spellStart"/>
-      <w:r>
-        <w:t>OrchidApp</w:t>
-      </w:r>
+      <w:r/>
       <w:proofErr w:type="spellEnd"/>
-      <w:r>
-        <w:t xml:space="preserve"> data during </w:t>
-      </w:r>
+      <w:r/>
       <w:proofErr w:type="gramStart"/>
-      <w:r>
-        <w:t>install</w:t>
-      </w:r>
+      <w:r/>
       <w:proofErr w:type="gramEnd"/>
-      <w:r>
-        <w:t xml:space="preserve"> and upgrade.</w:t>
-      </w:r>
+      <w:r/>
     </w:p>
     <w:p>
       <w:pPr>
         <w:pStyle w:val="Heading2"/>
       </w:pPr>
       <w:r>
+        <w:rPr>
+          <w:color w:val="000000"/>
+          <w:u w:val="none"/>
+        </w:rPr>
         <w:t>If this is a new install</w:t>
       </w:r>
     </w:p>
@@ -306,6 +293,10 @@
         <w:pStyle w:val="Heading2"/>
       </w:pPr>
       <w:r>
+        <w:rPr>
+          <w:color w:val="000000"/>
+          <w:u w:val="none"/>
+        </w:rPr>
         <w:t>If this is an upgrade</w:t>
       </w:r>
     </w:p>
@@ -374,21 +365,21 @@
         <w:pStyle w:val="Heading2"/>
       </w:pPr>
       <w:r>
+        <w:rPr>
+          <w:color w:val="000000"/>
+          <w:u w:val="none"/>
+        </w:rPr>
         <w:t>What the installer does</w:t>
       </w:r>
     </w:p>
     <w:p>
       <w:r>
-        <w:t xml:space="preserve">The installer installs the </w:t>
+        <w:t>The installer uses this default application location (a selected location can differ):</w:t>
       </w:r>
       <w:proofErr w:type="spellStart"/>
-      <w:r>
-        <w:t>OrchidApp</w:t>
-      </w:r>
+      <w:r/>
       <w:proofErr w:type="spellEnd"/>
-      <w:r>
-        <w:t xml:space="preserve"> application files here:</w:t>
-      </w:r>
+      <w:r/>
     </w:p>
     <w:p>
       <w:pPr>
@@ -450,14 +441,26 @@
         <w:pStyle w:val="Heading1"/>
       </w:pPr>
       <w:r>
+        <w:rPr>
+          <w:color w:val="000000"/>
+          <w:u w:val="none"/>
+        </w:rPr>
         <w:t xml:space="preserve">1. Find the </w:t>
       </w:r>
       <w:proofErr w:type="spellStart"/>
       <w:r>
+        <w:rPr>
+          <w:color w:val="000000"/>
+          <w:u w:val="none"/>
+        </w:rPr>
         <w:t>OrchidApp</w:t>
       </w:r>
       <w:proofErr w:type="spellEnd"/>
       <w:r>
+        <w:rPr>
+          <w:color w:val="000000"/>
+          <w:u w:val="none"/>
+        </w:rPr>
         <w:t xml:space="preserve"> installer</w:t>
       </w:r>
     </w:p>
@@ -546,14 +549,26 @@
         <w:pStyle w:val="Heading1"/>
       </w:pPr>
       <w:r>
+        <w:rPr>
+          <w:color w:val="000000"/>
+          <w:u w:val="none"/>
+        </w:rPr>
         <w:t xml:space="preserve">2. Close </w:t>
       </w:r>
       <w:proofErr w:type="spellStart"/>
       <w:r>
+        <w:rPr>
+          <w:color w:val="000000"/>
+          <w:u w:val="none"/>
+        </w:rPr>
         <w:t>OrchidApp</w:t>
       </w:r>
       <w:proofErr w:type="spellEnd"/>
       <w:r>
+        <w:rPr>
+          <w:color w:val="000000"/>
+          <w:u w:val="none"/>
+        </w:rPr>
         <w:t xml:space="preserve"> if it is already running</w:t>
       </w:r>
     </w:p>
@@ -639,6 +654,10 @@
         <w:pStyle w:val="Heading1"/>
       </w:pPr>
       <w:r>
+        <w:rPr>
+          <w:color w:val="000000"/>
+          <w:u w:val="none"/>
+        </w:rPr>
         <w:t>3. Start the installer</w:t>
       </w:r>
     </w:p>
@@ -769,6 +788,10 @@
         <w:pStyle w:val="Heading1"/>
       </w:pPr>
       <w:r>
+        <w:rPr>
+          <w:color w:val="000000"/>
+          <w:u w:val="none"/>
+        </w:rPr>
         <w:lastRenderedPageBreak/>
         <w:t>4. If Windows shows an unknown publisher warning</w:t>
       </w:r>
@@ -925,14 +948,26 @@
         <w:pStyle w:val="Heading1"/>
       </w:pPr>
       <w:r>
+        <w:rPr>
+          <w:color w:val="000000"/>
+          <w:u w:val="none"/>
+        </w:rPr>
         <w:t xml:space="preserve">5. Follow the </w:t>
       </w:r>
       <w:proofErr w:type="spellStart"/>
       <w:r>
+        <w:rPr>
+          <w:color w:val="000000"/>
+          <w:u w:val="none"/>
+        </w:rPr>
         <w:t>OrchidApp</w:t>
       </w:r>
       <w:proofErr w:type="spellEnd"/>
       <w:r>
+        <w:rPr>
+          <w:color w:val="000000"/>
+          <w:u w:val="none"/>
+        </w:rPr>
         <w:t xml:space="preserve"> Setup Wizard</w:t>
       </w:r>
     </w:p>
@@ -1038,6 +1073,10 @@
         <w:pStyle w:val="Heading1"/>
       </w:pPr>
       <w:r>
+        <w:rPr>
+          <w:color w:val="000000"/>
+          <w:u w:val="none"/>
+        </w:rPr>
         <w:t>6. Choose shortcut options</w:t>
       </w:r>
     </w:p>
@@ -1140,10 +1179,18 @@
         <w:pStyle w:val="Heading1"/>
       </w:pPr>
       <w:r>
+        <w:rPr>
+          <w:color w:val="000000"/>
+          <w:u w:val="none"/>
+        </w:rPr>
         <w:t xml:space="preserve">7. Install or upgrade </w:t>
       </w:r>
       <w:proofErr w:type="spellStart"/>
       <w:r>
+        <w:rPr>
+          <w:color w:val="000000"/>
+          <w:u w:val="none"/>
+        </w:rPr>
         <w:t>OrchidApp</w:t>
       </w:r>
       <w:proofErr w:type="spellEnd"/>
@@ -1306,6 +1353,10 @@
         <w:pStyle w:val="Heading1"/>
       </w:pPr>
       <w:r>
+        <w:rPr>
+          <w:color w:val="000000"/>
+          <w:u w:val="none"/>
+        </w:rPr>
         <w:t>8. Finish setup</w:t>
       </w:r>
     </w:p>
@@ -1396,11 +1447,19 @@
         <w:pStyle w:val="Heading1"/>
       </w:pPr>
       <w:r>
+        <w:rPr>
+          <w:color w:val="000000"/>
+          <w:u w:val="none"/>
+        </w:rPr>
         <w:lastRenderedPageBreak/>
         <w:t xml:space="preserve">9. Open </w:t>
       </w:r>
       <w:proofErr w:type="spellStart"/>
       <w:r>
+        <w:rPr>
+          <w:color w:val="000000"/>
+          <w:u w:val="none"/>
+        </w:rPr>
         <w:t>OrchidApp</w:t>
       </w:r>
       <w:proofErr w:type="spellEnd"/>
@@ -1557,14 +1616,26 @@
         <w:pStyle w:val="Heading1"/>
       </w:pPr>
       <w:r>
+        <w:rPr>
+          <w:color w:val="000000"/>
+          <w:u w:val="none"/>
+        </w:rPr>
         <w:t xml:space="preserve">10. Check </w:t>
       </w:r>
       <w:proofErr w:type="spellStart"/>
       <w:r>
+        <w:rPr>
+          <w:color w:val="000000"/>
+          <w:u w:val="none"/>
+        </w:rPr>
         <w:t>OrchidApp</w:t>
       </w:r>
       <w:proofErr w:type="spellEnd"/>
       <w:r>
+        <w:rPr>
+          <w:color w:val="000000"/>
+          <w:u w:val="none"/>
+        </w:rPr>
         <w:t xml:space="preserve"> opens correctly</w:t>
       </w:r>
     </w:p>
@@ -1665,9 +1736,17 @@
         <w:pStyle w:val="Heading1"/>
       </w:pPr>
       <w:r>
+        <w:rPr>
+          <w:color w:val="000000"/>
+          <w:u w:val="none"/>
+        </w:rPr>
         <w:t xml:space="preserve">11. </w:t>
       </w:r>
       <w:r>
+        <w:rPr>
+          <w:color w:val="000000"/>
+          <w:u w:val="none"/>
+        </w:rPr>
         <w:t>Installation or upgrade complete</w:t>
       </w:r>
     </w:p>
@@ -1765,6 +1844,10 @@
         <w:pStyle w:val="Heading1"/>
       </w:pPr>
       <w:r>
+        <w:rPr>
+          <w:color w:val="000000"/>
+          <w:u w:val="none"/>
+        </w:rPr>
         <w:t>After installing or upgrading</w:t>
       </w:r>
     </w:p>
@@ -1891,6 +1974,10 @@
         <w:pStyle w:val="Heading1"/>
       </w:pPr>
       <w:r>
+        <w:rPr>
+          <w:color w:val="000000"/>
+          <w:u w:val="none"/>
+        </w:rPr>
         <w:t>First-use performance note</w:t>
       </w:r>
     </w:p>
@@ -1953,6 +2040,10 @@
         <w:pStyle w:val="Heading1"/>
       </w:pPr>
       <w:r>
+        <w:rPr>
+          <w:color w:val="000000"/>
+          <w:u w:val="none"/>
+        </w:rPr>
         <w:t>Important upgrade notes</w:t>
       </w:r>
     </w:p>
@@ -2050,15 +2141,7 @@
     </w:p>
     <w:p>
       <w:r>
-        <w:t xml:space="preserve">If </w:t>
-      </w:r>
-      <w:proofErr w:type="spellStart"/>
-      <w:r>
-        <w:t>OrchidApp</w:t>
-      </w:r>
-      <w:proofErr w:type="spellEnd"/>
-      <w:r>
-        <w:t xml:space="preserve"> needs to migrate older data, the launcher will handle this safely and create a pre-upgrade backup first.</w:t>
+        <w:t>Automatic migration from older folders is not yet fully verified. Retain the old folder and a separate trusted backup, and obtain support before migrating.</w:t>
       </w:r>
     </w:p>
     <w:p>
@@ -2066,10 +2149,18 @@
         <w:pStyle w:val="Heading1"/>
       </w:pPr>
       <w:r>
+        <w:rPr>
+          <w:color w:val="000000"/>
+          <w:u w:val="none"/>
+        </w:rPr>
         <w:t xml:space="preserve">Uninstalling </w:t>
       </w:r>
       <w:proofErr w:type="spellStart"/>
       <w:r>
+        <w:rPr>
+          <w:color w:val="000000"/>
+          <w:u w:val="none"/>
+        </w:rPr>
         <w:t>OrchidApp</w:t>
       </w:r>
       <w:proofErr w:type="spellEnd"/>
@@ -2210,6 +2301,10 @@
         <w:pStyle w:val="Heading1"/>
       </w:pPr>
       <w:r>
+        <w:rPr>
+          <w:color w:val="000000"/>
+          <w:u w:val="none"/>
+        </w:rPr>
         <w:t>Getting support</w:t>
       </w:r>
     </w:p>
@@ -2312,6 +2407,10 @@
         <w:pStyle w:val="Heading1"/>
       </w:pPr>
       <w:r>
+        <w:rPr>
+          <w:color w:val="000000"/>
+          <w:u w:val="none"/>
+        </w:rPr>
         <w:t>Troubleshooting</w:t>
       </w:r>
     </w:p>
@@ -3561,7 +3660,7 @@
       <w:rFonts w:asciiTheme="majorHAnsi" w:eastAsiaTheme="majorEastAsia" w:hAnsiTheme="majorHAnsi" w:cstheme="majorBidi"/>
       <w:b/>
       <w:bCs/>
-      <w:color w:val="1F4E79"/>
+      <w:color w:val="000000"/>
       <w:sz w:val="32"/>
       <w:szCs w:val="28"/>
     </w:rPr>
@@ -3585,7 +3684,7 @@
       <w:rFonts w:asciiTheme="majorHAnsi" w:eastAsiaTheme="majorEastAsia" w:hAnsiTheme="majorHAnsi" w:cstheme="majorBidi"/>
       <w:b/>
       <w:bCs/>
-      <w:color w:val="1F4E79"/>
+      <w:color w:val="000000"/>
       <w:sz w:val="26"/>
       <w:szCs w:val="26"/>
     </w:rPr>
@@ -3609,7 +3708,7 @@
       <w:rFonts w:asciiTheme="majorHAnsi" w:eastAsiaTheme="majorEastAsia" w:hAnsiTheme="majorHAnsi" w:cstheme="majorBidi"/>
       <w:b/>
       <w:bCs/>
-      <w:color w:val="1F4E79"/>
+      <w:color w:val="000000"/>
       <w:sz w:val="23"/>
     </w:rPr>
   </w:style>
@@ -3635,7 +3734,7 @@
       <w:bCs/>
       <w:i/>
       <w:iCs/>
-      <w:color w:val="4F81BD" w:themeColor="accent1"/>
+      <w:color w:val="000000"/>
     </w:rPr>
   </w:style>
   <w:style w:type="paragraph" w:styleId="Heading5">
@@ -3656,7 +3755,7 @@
     </w:pPr>
     <w:rPr>
       <w:rFonts w:asciiTheme="majorHAnsi" w:eastAsiaTheme="majorEastAsia" w:hAnsiTheme="majorHAnsi" w:cstheme="majorBidi"/>
-      <w:color w:val="243F60" w:themeColor="accent1" w:themeShade="7F"/>
+      <w:color w:val="000000"/>
     </w:rPr>
   </w:style>
   <w:style w:type="paragraph" w:styleId="Heading6">
@@ -3679,7 +3778,7 @@
       <w:rFonts w:asciiTheme="majorHAnsi" w:eastAsiaTheme="majorEastAsia" w:hAnsiTheme="majorHAnsi" w:cstheme="majorBidi"/>
       <w:i/>
       <w:iCs/>
-      <w:color w:val="243F60" w:themeColor="accent1" w:themeShade="7F"/>
+      <w:color w:val="000000"/>
     </w:rPr>
   </w:style>
   <w:style w:type="paragraph" w:styleId="Heading7">
@@ -3702,7 +3801,7 @@
       <w:rFonts w:asciiTheme="majorHAnsi" w:eastAsiaTheme="majorEastAsia" w:hAnsiTheme="majorHAnsi" w:cstheme="majorBidi"/>
       <w:i/>
       <w:iCs/>
-      <w:color w:val="404040" w:themeColor="text1" w:themeTint="BF"/>
+      <w:color w:val="000000"/>
     </w:rPr>
   </w:style>
   <w:style w:type="paragraph" w:styleId="Heading8">
@@ -3723,7 +3822,7 @@
     </w:pPr>
     <w:rPr>
       <w:rFonts w:asciiTheme="majorHAnsi" w:eastAsiaTheme="majorEastAsia" w:hAnsiTheme="majorHAnsi" w:cstheme="majorBidi"/>
-      <w:color w:val="4F81BD" w:themeColor="accent1"/>
+      <w:color w:val="000000"/>
       <w:sz w:val="20"/>
       <w:szCs w:val="20"/>
     </w:rPr>
@@ -3748,7 +3847,7 @@
       <w:rFonts w:asciiTheme="majorHAnsi" w:eastAsiaTheme="majorEastAsia" w:hAnsiTheme="majorHAnsi" w:cstheme="majorBidi"/>
       <w:i/>
       <w:iCs/>
-      <w:color w:val="404040" w:themeColor="text1" w:themeTint="BF"/>
+      <w:color w:val="000000"/>
       <w:sz w:val="20"/>
       <w:szCs w:val="20"/>
     </w:rPr>
@@ -3843,7 +3942,7 @@
       <w:rFonts w:asciiTheme="majorHAnsi" w:eastAsiaTheme="majorEastAsia" w:hAnsiTheme="majorHAnsi" w:cstheme="majorBidi"/>
       <w:b/>
       <w:bCs/>
-      <w:color w:val="365F91" w:themeColor="accent1" w:themeShade="BF"/>
+      <w:color w:val="000000"/>
       <w:sz w:val="28"/>
       <w:szCs w:val="28"/>
     </w:rPr>
@@ -3858,7 +3957,7 @@
       <w:rFonts w:asciiTheme="majorHAnsi" w:eastAsiaTheme="majorEastAsia" w:hAnsiTheme="majorHAnsi" w:cstheme="majorBidi"/>
       <w:b/>
       <w:bCs/>
-      <w:color w:val="4F81BD" w:themeColor="accent1"/>
+      <w:color w:val="000000"/>
       <w:sz w:val="26"/>
       <w:szCs w:val="26"/>
     </w:rPr>
@@ -3873,7 +3972,7 @@
       <w:rFonts w:asciiTheme="majorHAnsi" w:eastAsiaTheme="majorEastAsia" w:hAnsiTheme="majorHAnsi" w:cstheme="majorBidi"/>
       <w:b/>
       <w:bCs/>
-      <w:color w:val="4F81BD" w:themeColor="accent1"/>
+      <w:color w:val="000000"/>
     </w:rPr>
   </w:style>
   <w:style w:type="paragraph" w:styleId="Title">
@@ -3885,15 +3984,12 @@
     <w:qFormat/>
     <w:rsid w:val="00FC693F"/>
     <w:pPr>
-      <w:pBdr>
-        <w:bottom w:val="single" w:sz="8" w:space="4" w:color="4F81BD" w:themeColor="accent1"/>
-      </w:pBdr>
       <w:spacing w:after="300" w:line="240" w:lineRule="auto"/>
       <w:contextualSpacing/>
     </w:pPr>
     <w:rPr>
       <w:rFonts w:asciiTheme="majorHAnsi" w:eastAsiaTheme="majorEastAsia" w:hAnsiTheme="majorHAnsi" w:cstheme="majorBidi"/>
-      <w:color w:val="17365D" w:themeColor="text2" w:themeShade="BF"/>
+      <w:color w:val="000000"/>
       <w:spacing w:val="5"/>
       <w:kern w:val="28"/>
       <w:sz w:val="52"/>
@@ -3932,7 +4028,7 @@
       <w:rFonts w:asciiTheme="majorHAnsi" w:eastAsiaTheme="majorEastAsia" w:hAnsiTheme="majorHAnsi" w:cstheme="majorBidi"/>
       <w:i/>
       <w:iCs/>
-      <w:color w:val="4F81BD" w:themeColor="accent1"/>
+      <w:color w:val="000000"/>
       <w:spacing w:val="15"/>
       <w:sz w:val="24"/>
       <w:szCs w:val="24"/>
@@ -4239,7 +4335,7 @@
       <w:bCs/>
       <w:i/>
       <w:iCs/>
-      <w:color w:val="4F81BD" w:themeColor="accent1"/>
+      <w:color w:val="000000"/>
     </w:rPr>
   </w:style>
   <w:style w:type="character" w:customStyle="1" w:styleId="Heading5Char">
@@ -4251,7 +4347,7 @@
     <w:rsid w:val="00FC693F"/>
     <w:rPr>
       <w:rFonts w:asciiTheme="majorHAnsi" w:eastAsiaTheme="majorEastAsia" w:hAnsiTheme="majorHAnsi" w:cstheme="majorBidi"/>
-      <w:color w:val="243F60" w:themeColor="accent1" w:themeShade="7F"/>
+      <w:color w:val="000000"/>
     </w:rPr>
   </w:style>
   <w:style w:type="character" w:customStyle="1" w:styleId="Heading6Char">
@@ -4265,7 +4361,7 @@
       <w:rFonts w:asciiTheme="majorHAnsi" w:eastAsiaTheme="majorEastAsia" w:hAnsiTheme="majorHAnsi" w:cstheme="majorBidi"/>
       <w:i/>
       <w:iCs/>
-      <w:color w:val="243F60" w:themeColor="accent1" w:themeShade="7F"/>
+      <w:color w:val="000000"/>
     </w:rPr>
   </w:style>
   <w:style w:type="character" w:customStyle="1" w:styleId="Heading7Char">
@@ -4279,7 +4375,7 @@
       <w:rFonts w:asciiTheme="majorHAnsi" w:eastAsiaTheme="majorEastAsia" w:hAnsiTheme="majorHAnsi" w:cstheme="majorBidi"/>
       <w:i/>
       <w:iCs/>
-      <w:color w:val="404040" w:themeColor="text1" w:themeTint="BF"/>
+      <w:color w:val="000000"/>
     </w:rPr>
   </w:style>
   <w:style w:type="character" w:customStyle="1" w:styleId="Heading8Char">
@@ -4291,7 +4387,7 @@
     <w:rsid w:val="00FC693F"/>
     <w:rPr>
       <w:rFonts w:asciiTheme="majorHAnsi" w:eastAsiaTheme="majorEastAsia" w:hAnsiTheme="majorHAnsi" w:cstheme="majorBidi"/>
-      <w:color w:val="4F81BD" w:themeColor="accent1"/>
+      <w:color w:val="000000"/>
       <w:sz w:val="20"/>
       <w:szCs w:val="20"/>
     </w:rPr>
@@ -4307,7 +4403,7 @@
       <w:rFonts w:asciiTheme="majorHAnsi" w:eastAsiaTheme="majorEastAsia" w:hAnsiTheme="majorHAnsi" w:cstheme="majorBidi"/>
       <w:i/>
       <w:iCs/>
-      <w:color w:val="404040" w:themeColor="text1" w:themeTint="BF"/>
+      <w:color w:val="000000"/>
       <w:sz w:val="20"/>
       <w:szCs w:val="20"/>
     </w:rPr>

--- a/docs/user-guides/windows/01-InstallOrUpgradeOrchidAppOnWindows.docx
+++ b/docs/user-guides/windows/01-InstallOrUpgradeOrchidAppOnWindows.docx
@@ -2141,7 +2141,7 @@
     </w:p>
     <w:p>
       <w:r>
-        <w:t>Automatic migration from older folders is not yet fully verified. Retain the old folder and a separate trusted backup, and obtain support before migrating.</w:t>
+        <w:t>Legacy migration has local checks; installed-machine acceptance remains pending. Retain the old folder and a trusted backup. After interruption, resume only through the launcher prompt; choose No and contact support if unsure. Keep the old installation closed. Changed data or older migration state requires support review. Migration is marked complete only after database and web startup succeed.</w:t>
       </w:r>
     </w:p>
     <w:p>

--- a/docs/user-guides/windows/01-InstallOrUpgradeOrchidAppOnWindows.docx
+++ b/docs/user-guides/windows/01-InstallOrUpgradeOrchidAppOnWindows.docx
@@ -1492,16 +1492,12 @@
     </w:p>
     <w:p>
       <w:r>
-        <w:t xml:space="preserve">On first use, the launcher may need to prepare </w:t>
+        <w:t>On first use, the launcher prepares the database and checks photo storage and image processing before opening the app. Keep any reported recovery files and contact support if these checks fail.</w:t>
       </w:r>
       <w:proofErr w:type="spellStart"/>
-      <w:r>
-        <w:t>OrchidApp</w:t>
-      </w:r>
+      <w:r/>
       <w:proofErr w:type="spellEnd"/>
-      <w:r>
-        <w:t>. This can include creating the local database and starting the web application. This may take a few minutes but will report progress as it proceeds.</w:t>
-      </w:r>
+      <w:r/>
     </w:p>
     <w:p>
       <w:r>
@@ -2141,7 +2137,7 @@
     </w:p>
     <w:p>
       <w:r>
-        <w:t>Legacy migration has local checks; installed-machine acceptance remains pending. Retain the old folder and a trusted backup. After interruption, resume only through the launcher prompt; choose No and contact support if unsure. Keep the old installation closed. Changed data or older migration state requires support review. Migration is marked complete only after database and web startup succeed.</w:t>
+        <w:t>Legacy migration has local checks; installed-machine acceptance remains pending. Retain the old folder and a trusted backup. After interruption, resume only through the launcher prompt; choose No and contact support if unsure. Keep the old installation closed. Changed data or older migration state requires support review. Migration is marked complete only after database and photo-readiness checks succeed.</w:t>
       </w:r>
     </w:p>
     <w:p>

--- a/docs/user-guides/windows/01-InstallOrUpgradeOrchidAppOnWindows.docx
+++ b/docs/user-guides/windows/01-InstallOrUpgradeOrchidAppOnWindows.docx
@@ -230,7 +230,7 @@
         <w:rPr>
           <w:b/>
         </w:rPr>
-        <w:t>Important: Do not upgrade OrchidApp by copying files over an older OrchidApp folder. Use the Windows installer. Keep a verified recovery copy before upgrading; not every app-only update automatically creates a backup.</w:t>
+        <w:t>Important: Use the Windows installer for upgrades. It creates a verified recovery snapshot before replacing an existing app, including app-only updates. Keep a separate off-computer backup.</w:t>
       </w:r>
       <w:r/>
       <w:proofErr w:type="spellStart"/>
@@ -396,6 +396,9 @@
       <w:proofErr w:type="spellEnd"/>
     </w:p>
     <w:p>
+      <w:pPr>
+        <w:keepNext/>
+      </w:pPr>
       <w:r>
         <w:t xml:space="preserve">Your </w:t>
       </w:r>
@@ -587,16 +590,12 @@
     </w:p>
     <w:p>
       <w:r>
-        <w:t xml:space="preserve">Close the browser tab and close the </w:t>
+        <w:t>Close the browser tab and launcher; keep OrchidApp closed until setup finishes. If setup stops, preserve its message and recovery files; do not delete them to force installation.</w:t>
       </w:r>
       <w:proofErr w:type="spellStart"/>
-      <w:r>
-        <w:t>OrchidApp</w:t>
-      </w:r>
+      <w:r/>
       <w:proofErr w:type="spellEnd"/>
-      <w:r>
-        <w:t xml:space="preserve"> Launcher window.</w:t>
-      </w:r>
+      <w:r/>
     </w:p>
     <w:p>
       <w:r>

--- a/docs/user-guides/windows/01-InstallOrUpgradeOrchidAppOnWindows.docx
+++ b/docs/user-guides/windows/01-InstallOrUpgradeOrchidAppOnWindows.docx
@@ -124,10 +124,6 @@
         <w:pStyle w:val="Heading2"/>
       </w:pPr>
       <w:r>
-        <w:rPr>
-          <w:color w:val="000000"/>
-          <w:u w:val="none"/>
-        </w:rPr>
         <w:t>Before you start</w:t>
       </w:r>
     </w:p>
@@ -138,10 +134,6 @@
       <w:r>
         <w:t>Download the installer from the trusted release source. Before upgrading, create and preserve a verified backup away from the installed app.</w:t>
       </w:r>
-      <w:proofErr w:type="spellStart"/>
-      <w:r/>
-      <w:proofErr w:type="spellEnd"/>
-      <w:r/>
     </w:p>
     <w:p>
       <w:pPr>
@@ -150,14 +142,6 @@
       <w:r>
         <w:t>The installer is named OrchidAppSetup-&lt;version&gt;.exe. Check its version against the intended release.</w:t>
       </w:r>
-      <w:r>
-        <w:rPr>
-          <w:rFonts w:ascii="Consolas" w:eastAsia="Consolas" w:hAnsi="Consolas"/>
-          <w:color w:val="404040"/>
-          <w:sz w:val="18"/>
-        </w:rPr>
-      </w:r>
-      <w:r/>
     </w:p>
     <w:p>
       <w:pPr>
@@ -232,71 +216,46 @@
         </w:rPr>
         <w:t>Important: Use the Windows installer for upgrades. It creates a verified recovery snapshot before replacing an existing app, including app-only updates. Keep a separate off-computer backup.</w:t>
       </w:r>
-      <w:r/>
+    </w:p>
+    <w:p>
+      <w:pPr>
+        <w:pStyle w:val="Heading2"/>
+      </w:pPr>
+      <w:r>
+        <w:t>If this is a new install</w:t>
+      </w:r>
+    </w:p>
+    <w:p>
+      <w:r>
+        <w:t xml:space="preserve">A new install is when </w:t>
+      </w:r>
       <w:proofErr w:type="spellStart"/>
-      <w:r/>
+      <w:r>
+        <w:t>OrchidApp</w:t>
+      </w:r>
       <w:proofErr w:type="spellEnd"/>
-      <w:r/>
+      <w:r>
+        <w:t xml:space="preserve"> has not been installed on this computer before.</w:t>
+      </w:r>
+    </w:p>
+    <w:p>
+      <w:r>
+        <w:t xml:space="preserve">The installer will install the application files. When </w:t>
+      </w:r>
       <w:proofErr w:type="spellStart"/>
-      <w:r/>
+      <w:r>
+        <w:t>OrchidApp</w:t>
+      </w:r>
       <w:proofErr w:type="spellEnd"/>
-      <w:r/>
-      <w:proofErr w:type="spellStart"/>
-      <w:r/>
-      <w:proofErr w:type="spellEnd"/>
-      <w:r/>
-      <w:proofErr w:type="gramStart"/>
-      <w:r/>
-      <w:proofErr w:type="gramEnd"/>
-      <w:r/>
+      <w:r>
+        <w:t xml:space="preserve"> is opened for the first time, the launcher will prepare the local database and supporting folders automatically.</w:t>
+      </w:r>
     </w:p>
     <w:p>
       <w:pPr>
         <w:pStyle w:val="Heading2"/>
       </w:pPr>
       <w:r>
-        <w:rPr>
-          <w:color w:val="000000"/>
-          <w:u w:val="none"/>
-        </w:rPr>
-        <w:t>If this is a new install</w:t>
-      </w:r>
-    </w:p>
-    <w:p>
-      <w:r>
-        <w:t xml:space="preserve">A new install is when </w:t>
-      </w:r>
-      <w:proofErr w:type="spellStart"/>
-      <w:r>
-        <w:t>OrchidApp</w:t>
-      </w:r>
-      <w:proofErr w:type="spellEnd"/>
-      <w:r>
-        <w:t xml:space="preserve"> has not been installed on this computer before.</w:t>
-      </w:r>
-    </w:p>
-    <w:p>
-      <w:r>
-        <w:t xml:space="preserve">The installer will install the application files. When </w:t>
-      </w:r>
-      <w:proofErr w:type="spellStart"/>
-      <w:r>
-        <w:t>OrchidApp</w:t>
-      </w:r>
-      <w:proofErr w:type="spellEnd"/>
-      <w:r>
-        <w:t xml:space="preserve"> is opened for the first time, the launcher will prepare the local database and supporting folders automatically.</w:t>
-      </w:r>
-    </w:p>
-    <w:p>
-      <w:pPr>
-        <w:pStyle w:val="Heading2"/>
-      </w:pPr>
-      <w:r>
-        <w:rPr>
-          <w:color w:val="000000"/>
-          <w:u w:val="none"/>
-        </w:rPr>
         <w:t>If this is an upgrade</w:t>
       </w:r>
     </w:p>
@@ -365,10 +324,6 @@
         <w:pStyle w:val="Heading2"/>
       </w:pPr>
       <w:r>
-        <w:rPr>
-          <w:color w:val="000000"/>
-          <w:u w:val="none"/>
-        </w:rPr>
         <w:t>What the installer does</w:t>
       </w:r>
     </w:p>
@@ -376,10 +331,6 @@
       <w:r>
         <w:t>The installer uses this default application location (a selected location can differ):</w:t>
       </w:r>
-      <w:proofErr w:type="spellStart"/>
-      <w:r/>
-      <w:proofErr w:type="spellEnd"/>
-      <w:r/>
     </w:p>
     <w:p>
       <w:pPr>
@@ -400,6 +351,7 @@
         <w:keepNext/>
       </w:pPr>
       <w:r>
+        <w:lastRenderedPageBreak/>
         <w:t xml:space="preserve">Your </w:t>
       </w:r>
       <w:proofErr w:type="spellStart"/>
@@ -422,7 +374,6 @@
     </w:p>
     <w:p>
       <w:r>
-        <w:lastRenderedPageBreak/>
         <w:t>This means your plant database, uploaded photos, backups, settings and logs are not stored inside the application folder.</w:t>
       </w:r>
     </w:p>
@@ -444,26 +395,14 @@
         <w:pStyle w:val="Heading1"/>
       </w:pPr>
       <w:r>
-        <w:rPr>
-          <w:color w:val="000000"/>
-          <w:u w:val="none"/>
-        </w:rPr>
         <w:t xml:space="preserve">1. Find the </w:t>
       </w:r>
       <w:proofErr w:type="spellStart"/>
       <w:r>
-        <w:rPr>
-          <w:color w:val="000000"/>
-          <w:u w:val="none"/>
-        </w:rPr>
         <w:t>OrchidApp</w:t>
       </w:r>
       <w:proofErr w:type="spellEnd"/>
       <w:r>
-        <w:rPr>
-          <w:color w:val="000000"/>
-          <w:u w:val="none"/>
-        </w:rPr>
         <w:t xml:space="preserve"> installer</w:t>
       </w:r>
     </w:p>
@@ -491,15 +430,7 @@
         <w:t>Downloads</w:t>
       </w:r>
       <w:r>
-        <w:t xml:space="preserve"> folder unless you </w:t>
-      </w:r>
-      <w:proofErr w:type="gramStart"/>
-      <w:r>
-        <w:t>copied</w:t>
-      </w:r>
-      <w:proofErr w:type="gramEnd"/>
-      <w:r>
-        <w:t xml:space="preserve"> it somewhere else.</w:t>
+        <w:t xml:space="preserve"> folder unless you copied it somewhere else.</w:t>
       </w:r>
     </w:p>
     <w:p>
@@ -552,26 +483,14 @@
         <w:pStyle w:val="Heading1"/>
       </w:pPr>
       <w:r>
-        <w:rPr>
-          <w:color w:val="000000"/>
-          <w:u w:val="none"/>
-        </w:rPr>
         <w:t xml:space="preserve">2. Close </w:t>
       </w:r>
       <w:proofErr w:type="spellStart"/>
       <w:r>
-        <w:rPr>
-          <w:color w:val="000000"/>
-          <w:u w:val="none"/>
-        </w:rPr>
         <w:t>OrchidApp</w:t>
       </w:r>
       <w:proofErr w:type="spellEnd"/>
       <w:r>
-        <w:rPr>
-          <w:color w:val="000000"/>
-          <w:u w:val="none"/>
-        </w:rPr>
         <w:t xml:space="preserve"> if it is already running</w:t>
       </w:r>
     </w:p>
@@ -592,10 +511,6 @@
       <w:r>
         <w:t>Close the browser tab and launcher; keep OrchidApp closed until setup finishes. If setup stops, preserve its message and recovery files; do not delete them to force installation.</w:t>
       </w:r>
-      <w:proofErr w:type="spellStart"/>
-      <w:r/>
-      <w:proofErr w:type="spellEnd"/>
-      <w:r/>
     </w:p>
     <w:p>
       <w:r>
@@ -653,10 +568,6 @@
         <w:pStyle w:val="Heading1"/>
       </w:pPr>
       <w:r>
-        <w:rPr>
-          <w:color w:val="000000"/>
-          <w:u w:val="none"/>
-        </w:rPr>
         <w:t>3. Start the installer</w:t>
       </w:r>
     </w:p>
@@ -787,17 +698,41 @@
         <w:pStyle w:val="Heading1"/>
       </w:pPr>
       <w:r>
-        <w:rPr>
-          <w:color w:val="000000"/>
-          <w:u w:val="none"/>
-        </w:rPr>
         <w:lastRenderedPageBreak/>
-        <w:t>4. If Windows shows an unknown publisher warning</w:t>
-      </w:r>
-    </w:p>
-    <w:p>
-      <w:r>
-        <w:t>Windows may warn that the publisher is unknown.</w:t>
+        <w:t xml:space="preserve">4. Windows shows </w:t>
+      </w:r>
+      <w:r>
+        <w:t>a</w:t>
+      </w:r>
+      <w:r>
+        <w:t xml:space="preserve"> warning</w:t>
+      </w:r>
+    </w:p>
+    <w:p>
+      <w:r>
+        <w:t xml:space="preserve">Windows may </w:t>
+      </w:r>
+      <w:r>
+        <w:t>display 1 or 2 different warnings depending on how your PC is configured.</w:t>
+      </w:r>
+    </w:p>
+    <w:p>
+      <w:pPr>
+        <w:pStyle w:val="Heading2"/>
+      </w:pPr>
+      <w:r>
+        <w:t>User Account Control</w:t>
+      </w:r>
+    </w:p>
+    <w:p>
+      <w:r>
+        <w:t>It may warn</w:t>
+      </w:r>
+      <w:r>
+        <w:t xml:space="preserve"> that the publisher is unknown</w:t>
+      </w:r>
+      <w:r>
+        <w:t>.</w:t>
       </w:r>
     </w:p>
     <w:p>
@@ -815,15 +750,7 @@
     </w:p>
     <w:p>
       <w:r>
-        <w:t xml:space="preserve">Choose to continue only if the installer </w:t>
-      </w:r>
-      <w:proofErr w:type="gramStart"/>
-      <w:r>
-        <w:t>came</w:t>
-      </w:r>
-      <w:proofErr w:type="gramEnd"/>
-      <w:r>
-        <w:t xml:space="preserve"> from the trusted </w:t>
+        <w:t xml:space="preserve">Choose to continue only if the installer came from the trusted </w:t>
       </w:r>
       <w:proofErr w:type="spellStart"/>
       <w:r>
@@ -847,19 +774,11 @@
       <w:r>
         <w:t xml:space="preserve">, then </w:t>
       </w:r>
-      <w:proofErr w:type="gramStart"/>
       <w:r>
         <w:rPr>
           <w:b/>
         </w:rPr>
-        <w:t>Run</w:t>
-      </w:r>
-      <w:proofErr w:type="gramEnd"/>
-      <w:r>
-        <w:rPr>
-          <w:b/>
-        </w:rPr>
-        <w:t xml:space="preserve"> anyway</w:t>
+        <w:t>Run anyway</w:t>
       </w:r>
       <w:r>
         <w:t>.</w:t>
@@ -944,29 +863,183 @@
     </w:p>
     <w:p>
       <w:pPr>
+        <w:jc w:val="center"/>
+        <w:rPr>
+          <w:noProof/>
+        </w:rPr>
+      </w:pPr>
+    </w:p>
+    <w:p>
+      <w:pPr>
+        <w:pStyle w:val="Heading2"/>
+      </w:pPr>
+      <w:r>
+        <w:t>Windows Defender SmartScreen</w:t>
+      </w:r>
+    </w:p>
+    <w:p>
+      <w:r>
+        <w:t xml:space="preserve">The Windows Defender SmartScreen may popup with the </w:t>
+      </w:r>
+      <w:r>
+        <w:rPr>
+          <w:b/>
+          <w:bCs/>
+        </w:rPr>
+        <w:t>Windows protected your PC</w:t>
+      </w:r>
+      <w:r>
+        <w:t xml:space="preserve"> display.</w:t>
+      </w:r>
+    </w:p>
+    <w:p>
+      <w:r>
+        <w:t xml:space="preserve">This can happen because </w:t>
+      </w:r>
+      <w:proofErr w:type="spellStart"/>
+      <w:r>
+        <w:t>OrchidApp</w:t>
+      </w:r>
+      <w:proofErr w:type="spellEnd"/>
+      <w:r>
+        <w:t xml:space="preserve"> is not code-signed.</w:t>
+      </w:r>
+    </w:p>
+    <w:p>
+      <w:r>
+        <w:t xml:space="preserve">Select the </w:t>
+      </w:r>
+      <w:r>
+        <w:rPr>
+          <w:b/>
+          <w:bCs/>
+          <w:u w:val="single"/>
+        </w:rPr>
+        <w:t>More info</w:t>
+      </w:r>
+      <w:r>
+        <w:t xml:space="preserve"> link. The App: will be named </w:t>
+      </w:r>
+      <w:r>
+        <w:rPr>
+          <w:b/>
+          <w:bCs/>
+        </w:rPr>
+        <w:t>OrchidAppSetup-….exe</w:t>
+      </w:r>
+      <w:r>
+        <w:t xml:space="preserve"> and it will be Unknown publisher. Select the </w:t>
+      </w:r>
+      <w:r>
+        <w:rPr>
+          <w:b/>
+          <w:bCs/>
+        </w:rPr>
+        <w:t>Run anyway</w:t>
+      </w:r>
+      <w:r>
+        <w:t xml:space="preserve"> button.</w:t>
+      </w:r>
+    </w:p>
+    <w:p>
+      <w:r>
+        <w:rPr>
+          <w:noProof/>
+        </w:rPr>
+        <w:lastRenderedPageBreak/>
+        <w:drawing>
+          <wp:inline distT="0" distB="0" distL="0" distR="0" wp14:anchorId="130EF8BD" wp14:editId="617CBAF4">
+            <wp:extent cx="3086100" cy="2853813"/>
+            <wp:effectExtent l="0" t="0" r="0" b="3810"/>
+            <wp:docPr id="1285984301" name="Picture 1"/>
+            <wp:cNvGraphicFramePr>
+              <a:graphicFrameLocks xmlns:a="http://schemas.openxmlformats.org/drawingml/2006/main" noChangeAspect="1"/>
+            </wp:cNvGraphicFramePr>
+            <a:graphic xmlns:a="http://schemas.openxmlformats.org/drawingml/2006/main">
+              <a:graphicData uri="http://schemas.openxmlformats.org/drawingml/2006/picture">
+                <pic:pic xmlns:pic="http://schemas.openxmlformats.org/drawingml/2006/picture">
+                  <pic:nvPicPr>
+                    <pic:cNvPr id="1285984301" name="Picture 1285984301"/>
+                    <pic:cNvPicPr/>
+                  </pic:nvPicPr>
+                  <pic:blipFill>
+                    <a:blip r:embed="rId12"/>
+                    <a:stretch>
+                      <a:fillRect/>
+                    </a:stretch>
+                  </pic:blipFill>
+                  <pic:spPr>
+                    <a:xfrm>
+                      <a:off x="0" y="0"/>
+                      <a:ext cx="3088676" cy="2856195"/>
+                    </a:xfrm>
+                    <a:prstGeom prst="rect">
+                      <a:avLst/>
+                    </a:prstGeom>
+                  </pic:spPr>
+                </pic:pic>
+              </a:graphicData>
+            </a:graphic>
+          </wp:inline>
+        </w:drawing>
+      </w:r>
+      <w:r>
+        <w:tab/>
+      </w:r>
+      <w:r>
+        <w:rPr>
+          <w:noProof/>
+        </w:rPr>
+        <w:drawing>
+          <wp:inline distT="0" distB="0" distL="0" distR="0" wp14:anchorId="184FDA05" wp14:editId="1BC5CD2E">
+            <wp:extent cx="3000375" cy="2848632"/>
+            <wp:effectExtent l="0" t="0" r="0" b="8890"/>
+            <wp:docPr id="1221703675" name="Picture 2"/>
+            <wp:cNvGraphicFramePr>
+              <a:graphicFrameLocks xmlns:a="http://schemas.openxmlformats.org/drawingml/2006/main" noChangeAspect="1"/>
+            </wp:cNvGraphicFramePr>
+            <a:graphic xmlns:a="http://schemas.openxmlformats.org/drawingml/2006/main">
+              <a:graphicData uri="http://schemas.openxmlformats.org/drawingml/2006/picture">
+                <pic:pic xmlns:pic="http://schemas.openxmlformats.org/drawingml/2006/picture">
+                  <pic:nvPicPr>
+                    <pic:cNvPr id="1221703675" name="Picture 1221703675"/>
+                    <pic:cNvPicPr/>
+                  </pic:nvPicPr>
+                  <pic:blipFill>
+                    <a:blip r:embed="rId13"/>
+                    <a:stretch>
+                      <a:fillRect/>
+                    </a:stretch>
+                  </pic:blipFill>
+                  <pic:spPr>
+                    <a:xfrm>
+                      <a:off x="0" y="0"/>
+                      <a:ext cx="3029454" cy="2876240"/>
+                    </a:xfrm>
+                    <a:prstGeom prst="rect">
+                      <a:avLst/>
+                    </a:prstGeom>
+                  </pic:spPr>
+                </pic:pic>
+              </a:graphicData>
+            </a:graphic>
+          </wp:inline>
+        </w:drawing>
+      </w:r>
+    </w:p>
+    <w:p>
+      <w:pPr>
         <w:pStyle w:val="Heading1"/>
       </w:pPr>
       <w:r>
-        <w:rPr>
-          <w:color w:val="000000"/>
-          <w:u w:val="none"/>
-        </w:rPr>
         <w:t xml:space="preserve">5. Follow the </w:t>
       </w:r>
       <w:proofErr w:type="spellStart"/>
       <w:r>
-        <w:rPr>
-          <w:color w:val="000000"/>
-          <w:u w:val="none"/>
-        </w:rPr>
         <w:t>OrchidApp</w:t>
       </w:r>
       <w:proofErr w:type="spellEnd"/>
       <w:r>
-        <w:rPr>
-          <w:color w:val="000000"/>
-          <w:u w:val="none"/>
-        </w:rPr>
         <w:t xml:space="preserve"> Setup Wizard</w:t>
       </w:r>
     </w:p>
@@ -1046,7 +1119,7 @@
                     <pic:cNvPicPr/>
                   </pic:nvPicPr>
                   <pic:blipFill>
-                    <a:blip r:embed="rId12"/>
+                    <a:blip r:embed="rId14"/>
                     <a:stretch>
                       <a:fillRect/>
                     </a:stretch>
@@ -1072,10 +1145,6 @@
         <w:pStyle w:val="Heading1"/>
       </w:pPr>
       <w:r>
-        <w:rPr>
-          <w:color w:val="000000"/>
-          <w:u w:val="none"/>
-        </w:rPr>
         <w:t>6. Choose shortcut options</w:t>
       </w:r>
     </w:p>
@@ -1152,7 +1221,7 @@
                     <pic:cNvPicPr/>
                   </pic:nvPicPr>
                   <pic:blipFill>
-                    <a:blip r:embed="rId13"/>
+                    <a:blip r:embed="rId15"/>
                     <a:stretch>
                       <a:fillRect/>
                     </a:stretch>
@@ -1178,18 +1247,10 @@
         <w:pStyle w:val="Heading1"/>
       </w:pPr>
       <w:r>
-        <w:rPr>
-          <w:color w:val="000000"/>
-          <w:u w:val="none"/>
-        </w:rPr>
         <w:t xml:space="preserve">7. Install or upgrade </w:t>
       </w:r>
       <w:proofErr w:type="spellStart"/>
       <w:r>
-        <w:rPr>
-          <w:color w:val="000000"/>
-          <w:u w:val="none"/>
-        </w:rPr>
         <w:t>OrchidApp</w:t>
       </w:r>
       <w:proofErr w:type="spellEnd"/>
@@ -1233,7 +1294,7 @@
                     <pic:cNvPicPr/>
                   </pic:nvPicPr>
                   <pic:blipFill>
-                    <a:blip r:embed="rId14"/>
+                    <a:blip r:embed="rId16"/>
                     <a:stretch>
                       <a:fillRect/>
                     </a:stretch>
@@ -1269,15 +1330,7 @@
     </w:p>
     <w:p>
       <w:r>
-        <w:t xml:space="preserve">For a new install, this </w:t>
-      </w:r>
-      <w:proofErr w:type="gramStart"/>
-      <w:r>
-        <w:t>installs</w:t>
-      </w:r>
-      <w:proofErr w:type="gramEnd"/>
-      <w:r>
-        <w:t xml:space="preserve"> </w:t>
+        <w:t xml:space="preserve">For a new install, this installs </w:t>
       </w:r>
       <w:proofErr w:type="spellStart"/>
       <w:r>
@@ -1326,7 +1379,7 @@
                     <pic:cNvPicPr/>
                   </pic:nvPicPr>
                   <pic:blipFill>
-                    <a:blip r:embed="rId15"/>
+                    <a:blip r:embed="rId17"/>
                     <a:stretch>
                       <a:fillRect/>
                     </a:stretch>
@@ -1352,10 +1405,6 @@
         <w:pStyle w:val="Heading1"/>
       </w:pPr>
       <w:r>
-        <w:rPr>
-          <w:color w:val="000000"/>
-          <w:u w:val="none"/>
-        </w:rPr>
         <w:t>8. Finish setup</w:t>
       </w:r>
     </w:p>
@@ -1420,7 +1469,7 @@
                     <pic:cNvPicPr/>
                   </pic:nvPicPr>
                   <pic:blipFill>
-                    <a:blip r:embed="rId16"/>
+                    <a:blip r:embed="rId18"/>
                     <a:stretch>
                       <a:fillRect/>
                     </a:stretch>
@@ -1446,19 +1495,11 @@
         <w:pStyle w:val="Heading1"/>
       </w:pPr>
       <w:r>
-        <w:rPr>
-          <w:color w:val="000000"/>
-          <w:u w:val="none"/>
-        </w:rPr>
         <w:lastRenderedPageBreak/>
         <w:t xml:space="preserve">9. Open </w:t>
       </w:r>
       <w:proofErr w:type="spellStart"/>
       <w:r>
-        <w:rPr>
-          <w:color w:val="000000"/>
-          <w:u w:val="none"/>
-        </w:rPr>
         <w:t>OrchidApp</w:t>
       </w:r>
       <w:proofErr w:type="spellEnd"/>
@@ -1493,10 +1534,6 @@
       <w:r>
         <w:t>On first use, the launcher prepares the database and checks photo storage and image processing before opening the app. Keep any reported recovery files and contact support if these checks fail.</w:t>
       </w:r>
-      <w:proofErr w:type="spellStart"/>
-      <w:r/>
-      <w:proofErr w:type="spellEnd"/>
-      <w:r/>
     </w:p>
     <w:p>
       <w:r>
@@ -1585,7 +1622,7 @@
                     <pic:cNvPicPr/>
                   </pic:nvPicPr>
                   <pic:blipFill>
-                    <a:blip r:embed="rId17"/>
+                    <a:blip r:embed="rId19"/>
                     <a:stretch>
                       <a:fillRect/>
                     </a:stretch>
@@ -1611,26 +1648,14 @@
         <w:pStyle w:val="Heading1"/>
       </w:pPr>
       <w:r>
-        <w:rPr>
-          <w:color w:val="000000"/>
-          <w:u w:val="none"/>
-        </w:rPr>
         <w:t xml:space="preserve">10. Check </w:t>
       </w:r>
       <w:proofErr w:type="spellStart"/>
       <w:r>
-        <w:rPr>
-          <w:color w:val="000000"/>
-          <w:u w:val="none"/>
-        </w:rPr>
         <w:t>OrchidApp</w:t>
       </w:r>
       <w:proofErr w:type="spellEnd"/>
       <w:r>
-        <w:rPr>
-          <w:color w:val="000000"/>
-          <w:u w:val="none"/>
-        </w:rPr>
         <w:t xml:space="preserve"> opens correctly</w:t>
       </w:r>
     </w:p>
@@ -1704,7 +1729,7 @@
                     <pic:cNvPicPr/>
                   </pic:nvPicPr>
                   <pic:blipFill>
-                    <a:blip r:embed="rId18"/>
+                    <a:blip r:embed="rId20"/>
                     <a:stretch>
                       <a:fillRect/>
                     </a:stretch>
@@ -1731,17 +1756,9 @@
         <w:pStyle w:val="Heading1"/>
       </w:pPr>
       <w:r>
-        <w:rPr>
-          <w:color w:val="000000"/>
-          <w:u w:val="none"/>
-        </w:rPr>
         <w:t xml:space="preserve">11. </w:t>
       </w:r>
       <w:r>
-        <w:rPr>
-          <w:color w:val="000000"/>
-          <w:u w:val="none"/>
-        </w:rPr>
         <w:t>Installation or upgrade complete</w:t>
       </w:r>
     </w:p>
@@ -1839,10 +1856,6 @@
         <w:pStyle w:val="Heading1"/>
       </w:pPr>
       <w:r>
-        <w:rPr>
-          <w:color w:val="000000"/>
-          <w:u w:val="none"/>
-        </w:rPr>
         <w:t>After installing or upgrading</w:t>
       </w:r>
     </w:p>
@@ -1969,10 +1982,6 @@
         <w:pStyle w:val="Heading1"/>
       </w:pPr>
       <w:r>
-        <w:rPr>
-          <w:color w:val="000000"/>
-          <w:u w:val="none"/>
-        </w:rPr>
         <w:t>First-use performance note</w:t>
       </w:r>
     </w:p>
@@ -2035,10 +2044,6 @@
         <w:pStyle w:val="Heading1"/>
       </w:pPr>
       <w:r>
-        <w:rPr>
-          <w:color w:val="000000"/>
-          <w:u w:val="none"/>
-        </w:rPr>
         <w:t>Important upgrade notes</w:t>
       </w:r>
     </w:p>
@@ -2144,18 +2149,10 @@
         <w:pStyle w:val="Heading1"/>
       </w:pPr>
       <w:r>
-        <w:rPr>
-          <w:color w:val="000000"/>
-          <w:u w:val="none"/>
-        </w:rPr>
         <w:t xml:space="preserve">Uninstalling </w:t>
       </w:r>
       <w:proofErr w:type="spellStart"/>
       <w:r>
-        <w:rPr>
-          <w:color w:val="000000"/>
-          <w:u w:val="none"/>
-        </w:rPr>
         <w:t>OrchidApp</w:t>
       </w:r>
       <w:proofErr w:type="spellEnd"/>
@@ -2296,10 +2293,6 @@
         <w:pStyle w:val="Heading1"/>
       </w:pPr>
       <w:r>
-        <w:rPr>
-          <w:color w:val="000000"/>
-          <w:u w:val="none"/>
-        </w:rPr>
         <w:t>Getting support</w:t>
       </w:r>
     </w:p>
@@ -2333,13 +2326,8 @@
       <w:pPr>
         <w:pStyle w:val="ListBullet"/>
       </w:pPr>
-      <w:proofErr w:type="gramStart"/>
-      <w:r>
-        <w:t>what</w:t>
-      </w:r>
-      <w:proofErr w:type="gramEnd"/>
-      <w:r>
-        <w:t xml:space="preserve"> you were trying to do</w:t>
+      <w:r>
+        <w:t>what you were trying to do</w:t>
       </w:r>
     </w:p>
     <w:p>
@@ -2363,6 +2351,7 @@
         <w:pStyle w:val="ListBullet"/>
       </w:pPr>
       <w:r>
+        <w:lastRenderedPageBreak/>
         <w:t xml:space="preserve">any message shown by the </w:t>
       </w:r>
       <w:proofErr w:type="spellStart"/>
@@ -2384,7 +2373,6 @@
     </w:p>
     <w:p>
       <w:r>
-        <w:lastRenderedPageBreak/>
         <w:t>The launcher support log is stored at:</w:t>
       </w:r>
     </w:p>
@@ -2402,10 +2390,6 @@
         <w:pStyle w:val="Heading1"/>
       </w:pPr>
       <w:r>
-        <w:rPr>
-          <w:color w:val="000000"/>
-          <w:u w:val="none"/>
-        </w:rPr>
         <w:t>Troubleshooting</w:t>
       </w:r>
     </w:p>
@@ -2522,19 +2506,11 @@
             <w:r>
               <w:t xml:space="preserve">, then </w:t>
             </w:r>
-            <w:proofErr w:type="gramStart"/>
             <w:r>
               <w:rPr>
                 <w:b/>
               </w:rPr>
-              <w:t>Run</w:t>
-            </w:r>
-            <w:proofErr w:type="gramEnd"/>
-            <w:r>
-              <w:rPr>
-                <w:b/>
-              </w:rPr>
-              <w:t xml:space="preserve"> anyway</w:t>
+              <w:t>Run anyway</w:t>
             </w:r>
             <w:r>
               <w:t>, only if you trust the installer.</w:t>
@@ -2822,12 +2798,12 @@
     </w:tbl>
     <w:p/>
     <w:sectPr>
-      <w:headerReference w:type="even" r:id="rId19"/>
-      <w:headerReference w:type="default" r:id="rId20"/>
-      <w:footerReference w:type="even" r:id="rId21"/>
-      <w:footerReference w:type="default" r:id="rId22"/>
-      <w:headerReference w:type="first" r:id="rId23"/>
-      <w:footerReference w:type="first" r:id="rId24"/>
+      <w:headerReference w:type="even" r:id="rId21"/>
+      <w:headerReference w:type="default" r:id="rId22"/>
+      <w:footerReference w:type="even" r:id="rId23"/>
+      <w:footerReference w:type="default" r:id="rId24"/>
+      <w:headerReference w:type="first" r:id="rId25"/>
+      <w:footerReference w:type="first" r:id="rId26"/>
       <w:pgSz w:w="12240" w:h="15840"/>
       <w:pgMar w:top="936" w:right="1008" w:bottom="936" w:left="1008" w:header="720" w:footer="720" w:gutter="0"/>
       <w:cols w:space="720"/>
@@ -3628,7 +3604,7 @@
   <w:style w:type="paragraph" w:default="1" w:styleId="Normal">
     <w:name w:val="Normal"/>
     <w:qFormat/>
-    <w:rsid w:val="00FC693F"/>
+    <w:rsid w:val="00517174"/>
     <w:pPr>
       <w:spacing w:after="120" w:line="259" w:lineRule="auto"/>
     </w:pPr>
